--- a/Verslag.docx
+++ b/Verslag.docx
@@ -47,7 +47,63 @@
         <w:rPr>
           <w:lang w:val="en-GB"/>
         </w:rPr>
-        <w:t>Run the DFS, BFS, UCS and A* algorithms on the CornersProblem with the mediumMaze, bigMaze, and openMaze layouts. Present the total cost of the path, the number of nodes expanded, as well as a screenshot of the game for all combinations in a table.</w:t>
+        <w:t xml:space="preserve">Run the DFS, BFS, UCS and A* algorithms on the </w:t>
+      </w:r>
+      <w:proofErr w:type="spellStart"/>
+      <w:r>
+        <w:rPr>
+          <w:lang w:val="en-GB"/>
+        </w:rPr>
+        <w:t>CornersProblem</w:t>
+      </w:r>
+      <w:proofErr w:type="spellEnd"/>
+      <w:r>
+        <w:rPr>
+          <w:lang w:val="en-GB"/>
+        </w:rPr>
+        <w:t xml:space="preserve"> with the </w:t>
+      </w:r>
+      <w:proofErr w:type="spellStart"/>
+      <w:r>
+        <w:rPr>
+          <w:lang w:val="en-GB"/>
+        </w:rPr>
+        <w:t>mediumMaze</w:t>
+      </w:r>
+      <w:proofErr w:type="spellEnd"/>
+      <w:r>
+        <w:rPr>
+          <w:lang w:val="en-GB"/>
+        </w:rPr>
+        <w:t xml:space="preserve">, </w:t>
+      </w:r>
+      <w:proofErr w:type="spellStart"/>
+      <w:r>
+        <w:rPr>
+          <w:lang w:val="en-GB"/>
+        </w:rPr>
+        <w:t>bigMaze</w:t>
+      </w:r>
+      <w:proofErr w:type="spellEnd"/>
+      <w:r>
+        <w:rPr>
+          <w:lang w:val="en-GB"/>
+        </w:rPr>
+        <w:t xml:space="preserve">, and </w:t>
+      </w:r>
+      <w:proofErr w:type="spellStart"/>
+      <w:r>
+        <w:rPr>
+          <w:lang w:val="en-GB"/>
+        </w:rPr>
+        <w:t>openMaze</w:t>
+      </w:r>
+      <w:proofErr w:type="spellEnd"/>
+      <w:r>
+        <w:rPr>
+          <w:lang w:val="en-GB"/>
+        </w:rPr>
+        <w:t xml:space="preserve"> layouts. Present the total cost of the path, the number of nodes expanded, as well as a screenshot of the game for all combinations in a table.</w:t>
       </w:r>
     </w:p>
     <w:p>
@@ -108,7 +164,35 @@
         <w:rPr>
           <w:lang w:val="en-GB"/>
         </w:rPr>
-        <w:t>Run the UCS and A* algorithms on the CornersProblem with the bigCorners layout. Present the total cost of the path, the number of nodes expanded, and the elapsed time for both combinations in a table.</w:t>
+        <w:t xml:space="preserve">Run the UCS and A* algorithms on the </w:t>
+      </w:r>
+      <w:proofErr w:type="spellStart"/>
+      <w:r>
+        <w:rPr>
+          <w:lang w:val="en-GB"/>
+        </w:rPr>
+        <w:t>CornersProblem</w:t>
+      </w:r>
+      <w:proofErr w:type="spellEnd"/>
+      <w:r>
+        <w:rPr>
+          <w:lang w:val="en-GB"/>
+        </w:rPr>
+        <w:t xml:space="preserve"> with the </w:t>
+      </w:r>
+      <w:proofErr w:type="spellStart"/>
+      <w:r>
+        <w:rPr>
+          <w:lang w:val="en-GB"/>
+        </w:rPr>
+        <w:t>bigCorners</w:t>
+      </w:r>
+      <w:proofErr w:type="spellEnd"/>
+      <w:r>
+        <w:rPr>
+          <w:lang w:val="en-GB"/>
+        </w:rPr>
+        <w:t xml:space="preserve"> layout. Present the total cost of the path, the number of nodes expanded, and the elapsed time for both combinations in a table.</w:t>
       </w:r>
     </w:p>
     <w:p>
@@ -128,7 +212,21 @@
         <w:rPr>
           <w:lang w:val="en-GB"/>
         </w:rPr>
-        <w:t>Extra: Eating All The Dots (Optional)</w:t>
+        <w:t xml:space="preserve">Extra: Eating All </w:t>
+      </w:r>
+      <w:proofErr w:type="gramStart"/>
+      <w:r>
+        <w:rPr>
+          <w:lang w:val="en-GB"/>
+        </w:rPr>
+        <w:t>The</w:t>
+      </w:r>
+      <w:proofErr w:type="gramEnd"/>
+      <w:r>
+        <w:rPr>
+          <w:lang w:val="en-GB"/>
+        </w:rPr>
+        <w:t xml:space="preserve"> Dots (Optional)</w:t>
       </w:r>
     </w:p>
     <w:p>
@@ -169,7 +267,91 @@
         <w:rPr>
           <w:lang w:val="en-GB"/>
         </w:rPr>
-        <w:t>Run the AStarFoodSearchAgent and the ClosestDotSearchAgent on the FoodSearchProblem with the trickySearch, mediumSearch and bigSearch layouts. Present the total cost of the path, the number of nodes expanded, and the elapsed time for all combinations in a table.</w:t>
+        <w:t xml:space="preserve">Run the </w:t>
+      </w:r>
+      <w:proofErr w:type="spellStart"/>
+      <w:r>
+        <w:rPr>
+          <w:lang w:val="en-GB"/>
+        </w:rPr>
+        <w:t>AStarFoodSearchAgent</w:t>
+      </w:r>
+      <w:proofErr w:type="spellEnd"/>
+      <w:r>
+        <w:rPr>
+          <w:lang w:val="en-GB"/>
+        </w:rPr>
+        <w:t xml:space="preserve"> and the </w:t>
+      </w:r>
+      <w:proofErr w:type="spellStart"/>
+      <w:r>
+        <w:rPr>
+          <w:lang w:val="en-GB"/>
+        </w:rPr>
+        <w:t>ClosestDotSearchAgent</w:t>
+      </w:r>
+      <w:proofErr w:type="spellEnd"/>
+      <w:r>
+        <w:rPr>
+          <w:lang w:val="en-GB"/>
+        </w:rPr>
+        <w:t xml:space="preserve"> on the </w:t>
+      </w:r>
+      <w:proofErr w:type="spellStart"/>
+      <w:r>
+        <w:rPr>
+          <w:lang w:val="en-GB"/>
+        </w:rPr>
+        <w:t>FoodSearchProblem</w:t>
+      </w:r>
+      <w:proofErr w:type="spellEnd"/>
+      <w:r>
+        <w:rPr>
+          <w:lang w:val="en-GB"/>
+        </w:rPr>
+        <w:t xml:space="preserve"> with the </w:t>
+      </w:r>
+      <w:proofErr w:type="spellStart"/>
+      <w:r>
+        <w:rPr>
+          <w:lang w:val="en-GB"/>
+        </w:rPr>
+        <w:t>trickySearch</w:t>
+      </w:r>
+      <w:proofErr w:type="spellEnd"/>
+      <w:r>
+        <w:rPr>
+          <w:lang w:val="en-GB"/>
+        </w:rPr>
+        <w:t xml:space="preserve">, </w:t>
+      </w:r>
+      <w:proofErr w:type="spellStart"/>
+      <w:r>
+        <w:rPr>
+          <w:lang w:val="en-GB"/>
+        </w:rPr>
+        <w:t>mediumSearch</w:t>
+      </w:r>
+      <w:proofErr w:type="spellEnd"/>
+      <w:r>
+        <w:rPr>
+          <w:lang w:val="en-GB"/>
+        </w:rPr>
+        <w:t xml:space="preserve"> and </w:t>
+      </w:r>
+      <w:proofErr w:type="spellStart"/>
+      <w:r>
+        <w:rPr>
+          <w:lang w:val="en-GB"/>
+        </w:rPr>
+        <w:t>bigSearch</w:t>
+      </w:r>
+      <w:proofErr w:type="spellEnd"/>
+      <w:r>
+        <w:rPr>
+          <w:lang w:val="en-GB"/>
+        </w:rPr>
+        <w:t xml:space="preserve"> layouts. Present the total cost of the path, the number of nodes expanded, and the elapsed time for all combinations in a table.</w:t>
       </w:r>
     </w:p>
     <w:p>
@@ -387,6 +569,7 @@
             </w:pPr>
             <w:r>
               <w:rPr>
+                <w:noProof/>
                 <w:lang w:val="en-GB"/>
               </w:rPr>
               <w:drawing>
@@ -499,6 +682,7 @@
             </w:pPr>
             <w:r>
               <w:rPr>
+                <w:noProof/>
                 <w:lang w:val="en-GB"/>
               </w:rPr>
               <w:drawing>
@@ -611,6 +795,7 @@
             </w:pPr>
             <w:r>
               <w:rPr>
+                <w:noProof/>
                 <w:lang w:val="en-GB"/>
               </w:rPr>
               <w:drawing>
@@ -847,6 +1032,7 @@
             </w:pPr>
             <w:r>
               <w:rPr>
+                <w:noProof/>
                 <w:lang w:val="en-GB"/>
               </w:rPr>
               <w:drawing>
@@ -960,6 +1146,7 @@
             </w:pPr>
             <w:r>
               <w:rPr>
+                <w:noProof/>
                 <w:lang w:val="en-GB"/>
               </w:rPr>
               <w:drawing>
@@ -1072,6 +1259,7 @@
             </w:pPr>
             <w:r>
               <w:rPr>
+                <w:noProof/>
                 <w:lang w:val="en-GB"/>
               </w:rPr>
               <w:drawing>
@@ -1308,6 +1496,7 @@
             </w:pPr>
             <w:r>
               <w:rPr>
+                <w:noProof/>
                 <w:lang w:val="en-GB"/>
               </w:rPr>
               <w:drawing>
@@ -1420,6 +1609,7 @@
             </w:pPr>
             <w:r>
               <w:rPr>
+                <w:noProof/>
                 <w:lang w:val="en-GB"/>
               </w:rPr>
               <w:drawing>
@@ -1533,6 +1723,7 @@
             </w:pPr>
             <w:r>
               <w:rPr>
+                <w:noProof/>
                 <w:lang w:val="en-GB"/>
               </w:rPr>
               <w:drawing>
@@ -1769,6 +1960,7 @@
             </w:pPr>
             <w:r>
               <w:rPr>
+                <w:noProof/>
                 <w:lang w:val="en-GB"/>
               </w:rPr>
               <w:drawing>
@@ -1881,6 +2073,7 @@
             </w:pPr>
             <w:r>
               <w:rPr>
+                <w:noProof/>
                 <w:lang w:val="en-GB"/>
               </w:rPr>
               <w:drawing>
@@ -1993,12 +2186,13 @@
             </w:pPr>
             <w:r>
               <w:rPr>
+                <w:noProof/>
                 <w:lang w:val="en-GB"/>
               </w:rPr>
               <w:drawing>
-                <wp:inline distT="0" distB="0" distL="0" distR="0" wp14:anchorId="79290CE6" wp14:editId="7F2116B4">
-                  <wp:extent cx="2143760" cy="1535498"/>
-                  <wp:effectExtent l="0" t="0" r="8890" b="7620"/>
+                <wp:inline distT="0" distB="0" distL="0" distR="0" wp14:anchorId="79290CE6" wp14:editId="19928418">
+                  <wp:extent cx="2120900" cy="1535430"/>
+                  <wp:effectExtent l="0" t="0" r="0" b="7620"/>
                   <wp:docPr id="954838323" name="Picture 1"/>
                   <wp:cNvGraphicFramePr>
                     <a:graphicFrameLocks xmlns:a="http://schemas.openxmlformats.org/drawingml/2006/main" noChangeAspect="1"/>
@@ -2017,9 +2211,9 @@
                           </a:stretch>
                         </pic:blipFill>
                         <pic:spPr>
-                          <a:xfrm rot="10800000" flipV="1">
+                          <a:xfrm rot="10800000" flipH="1" flipV="1">
                             <a:off x="0" y="0"/>
-                            <a:ext cx="2150438" cy="1540281"/>
+                            <a:ext cx="2157560" cy="1561970"/>
                           </a:xfrm>
                           <a:prstGeom prst="rect">
                             <a:avLst/>
@@ -3255,6 +3449,7 @@
   <w:style w:type="character" w:default="1" w:styleId="DefaultParagraphFont">
     <w:name w:val="Default Paragraph Font"/>
     <w:uiPriority w:val="1"/>
+    <w:semiHidden/>
     <w:unhideWhenUsed/>
   </w:style>
   <w:style w:type="table" w:default="1" w:styleId="TableNormal">
